--- a/DBTUNING/ch23_기간비교_ComparePeriods/ch23_실습문제_정답.docx
+++ b/DBTUNING/ch23_기간비교_ComparePeriods/ch23_실습문제_정답.docx
@@ -7,7 +7,7 @@
         <w:pStyle w:val="Heading1"/>
       </w:pPr>
       <w:r>
-        <w:t>제11장  기간 비교 — 실습문제 정답 및 해설</w:t>
+        <w:t>제ch23  기간 비교 — 실습문제 정답 및 해설</w:t>
       </w:r>
     </w:p>
     <w:p>
@@ -573,7 +573,7 @@
           <w:b w:val="0"/>
           <w:sz w:val="21"/>
         </w:rPr>
-        <w:t>해설: 이동 윈도우는 최근 N일의 평시 분포를 유지해 적응형 임계값(12장 경보)의 근거가 된다.</w:t>
+        <w:t>해설: 이동 윈도우는 최근 N일의 평시 분포를 유지해 적응형 임계값(ch28 경보)의 근거가 된다.</w:t>
       </w:r>
     </w:p>
     <w:p>

--- a/DBTUNING/ch23_기간비교_ComparePeriods/ch23_실습문제_정답.docx
+++ b/DBTUNING/ch23_기간비교_ComparePeriods/ch23_실습문제_정답.docx
@@ -7,7 +7,7 @@
         <w:pStyle w:val="Heading1"/>
       </w:pPr>
       <w:r>
-        <w:t>제ch23  기간 비교 — 실습문제 정답 및 해설</w:t>
+        <w:t>ch23  기간 비교 — 실습문제 정답 및 해설</w:t>
       </w:r>
     </w:p>
     <w:p>
